--- a/ALR-DocgenTemplates/Renewal Invoice.docx
+++ b/ALR-DocgenTemplates/Renewal Invoice.docx
@@ -1,6 +1,6 @@
 
 <file path=word/document.xml><?xml version="1.0" encoding="utf-8"?>
-<w:document xmlns:wpc="http://schemas.microsoft.com/office/word/2010/wordprocessingCanvas" xmlns:cx="http://schemas.microsoft.com/office/drawing/2014/chartex" xmlns:cx1="http://schemas.microsoft.com/office/drawing/2015/9/8/chartex" xmlns:cx2="http://schemas.microsoft.com/office/drawing/2015/10/21/chartex" xmlns:cx3="http://schemas.microsoft.com/office/drawing/2016/5/9/chartex" xmlns:cx4="http://schemas.microsoft.com/office/drawing/2016/5/10/chartex" xmlns:cx5="http://schemas.microsoft.com/office/drawing/2016/5/11/chartex" xmlns:cx6="http://schemas.microsoft.com/office/drawing/2016/5/12/chartex" xmlns:cx7="http://schemas.microsoft.com/office/drawing/2016/5/13/chartex" xmlns:cx8="http://schemas.microsoft.com/office/drawing/2016/5/14/chartex" xmlns:mc="http://schemas.openxmlformats.org/markup-compatibility/2006" xmlns:aink="http://schemas.microsoft.com/office/drawing/2016/ink" xmlns:am3d="http://schemas.microsoft.com/office/drawing/2017/model3d" xmlns:o="urn:schemas-microsoft-com:office:office" xmlns:oel="http://schemas.microsoft.com/office/2019/extlst" xmlns:r="http://schemas.openxmlformats.org/officeDocument/2006/relationships" xmlns:m="http://schemas.openxmlformats.org/officeDocument/2006/math" xmlns:v="urn:schemas-microsoft-com:vml" xmlns:wp14="http://schemas.microsoft.com/office/word/2010/wordprocessingDrawing" xmlns:wp="http://schemas.openxmlformats.org/drawingml/2006/wordprocessingDrawing" xmlns:w10="urn:schemas-microsoft-com:office:word" xmlns:w="http://schemas.openxmlformats.org/wordprocessingml/2006/main" xmlns:w14="http://schemas.microsoft.com/office/word/2010/wordml" xmlns:w15="http://schemas.microsoft.com/office/word/2012/wordml" xmlns:w16cex="http://schemas.microsoft.com/office/word/2018/wordml/cex" xmlns:w16cid="http://schemas.microsoft.com/office/word/2016/wordml/cid" xmlns:w16="http://schemas.microsoft.com/office/word/2018/wordml" xmlns:w16sdtdh="http://schemas.microsoft.com/office/word/2020/wordml/sdtdatahash" xmlns:w16se="http://schemas.microsoft.com/office/word/2015/wordml/symex" xmlns:wpg="http://schemas.microsoft.com/office/word/2010/wordprocessingGroup" xmlns:wpi="http://schemas.microsoft.com/office/word/2010/wordprocessingInk" xmlns:wne="http://schemas.microsoft.com/office/word/2006/wordml" xmlns:wps="http://schemas.microsoft.com/office/word/2010/wordprocessingShape" mc:Ignorable="w14 w15 w16se w16cid w16 w16cex w16sdtdh wp14">
+<w:document xmlns:wpc="http://schemas.microsoft.com/office/word/2010/wordprocessingCanvas" xmlns:cx="http://schemas.microsoft.com/office/drawing/2014/chartex" xmlns:cx1="http://schemas.microsoft.com/office/drawing/2015/9/8/chartex" xmlns:cx2="http://schemas.microsoft.com/office/drawing/2015/10/21/chartex" xmlns:cx3="http://schemas.microsoft.com/office/drawing/2016/5/9/chartex" xmlns:cx4="http://schemas.microsoft.com/office/drawing/2016/5/10/chartex" xmlns:cx5="http://schemas.microsoft.com/office/drawing/2016/5/11/chartex" xmlns:cx6="http://schemas.microsoft.com/office/drawing/2016/5/12/chartex" xmlns:cx7="http://schemas.microsoft.com/office/drawing/2016/5/13/chartex" xmlns:cx8="http://schemas.microsoft.com/office/drawing/2016/5/14/chartex" xmlns:mc="http://schemas.openxmlformats.org/markup-compatibility/2006" xmlns:aink="http://schemas.microsoft.com/office/drawing/2016/ink" xmlns:am3d="http://schemas.microsoft.com/office/drawing/2017/model3d" xmlns:o="urn:schemas-microsoft-com:office:office" xmlns:oel="http://schemas.microsoft.com/office/2019/extlst" xmlns:r="http://schemas.openxmlformats.org/officeDocument/2006/relationships" xmlns:m="http://schemas.openxmlformats.org/officeDocument/2006/math" xmlns:v="urn:schemas-microsoft-com:vml" xmlns:wp14="http://schemas.microsoft.com/office/word/2010/wordprocessingDrawing" xmlns:wp="http://schemas.openxmlformats.org/drawingml/2006/wordprocessingDrawing" xmlns:w10="urn:schemas-microsoft-com:office:word" xmlns:w="http://schemas.openxmlformats.org/wordprocessingml/2006/main" xmlns:w14="http://schemas.microsoft.com/office/word/2010/wordml" xmlns:w15="http://schemas.microsoft.com/office/word/2012/wordml" xmlns:w16cex="http://schemas.microsoft.com/office/word/2018/wordml/cex" xmlns:w16cid="http://schemas.microsoft.com/office/word/2016/wordml/cid" xmlns:w16="http://schemas.microsoft.com/office/word/2018/wordml" xmlns:w16du="http://schemas.microsoft.com/office/word/2023/wordml/word16du" xmlns:w16sdtdh="http://schemas.microsoft.com/office/word/2020/wordml/sdtdatahash" xmlns:w16sdtfl="http://schemas.microsoft.com/office/word/2024/wordml/sdtformatlock" xmlns:w16se="http://schemas.microsoft.com/office/word/2015/wordml/symex" xmlns:wpg="http://schemas.microsoft.com/office/word/2010/wordprocessingGroup" xmlns:wpi="http://schemas.microsoft.com/office/word/2010/wordprocessingInk" xmlns:wne="http://schemas.microsoft.com/office/word/2006/wordml" xmlns:wps="http://schemas.microsoft.com/office/word/2010/wordprocessingShape" mc:Ignorable="w14 w15 w16se w16cid w16 w16cex w16sdtdh w16sdtfl w16du wp14">
   <w:body>
     <w:p>
       <w:pPr>
@@ -1431,6 +1431,7 @@
               </w:rPr>
               <w:t xml:space="preserve"> </w:t>
             </w:r>
+            <w:proofErr w:type="gramStart"/>
             <w:r>
               <w:rPr>
                 <w:b/>
@@ -1441,34 +1442,30 @@
               </w:rPr>
               <w:t xml:space="preserve">Registration: </w:t>
             </w:r>
-            <w:bookmarkStart w:id="10" w:name="OLE_LINK9"/>
             <w:r>
               <w:rPr>
                 <w:color w:val="000000" w:themeColor="text1"/>
-                <w:sz w:val="24"/>
-                <w:szCs w:val="24"/>
+                <w:sz w:val="22"/>
               </w:rPr>
               <w:t>{{</w:t>
             </w:r>
             <w:proofErr w:type="spellStart"/>
+            <w:proofErr w:type="gramEnd"/>
             <w:r>
               <w:rPr>
                 <w:color w:val="000000" w:themeColor="text1"/>
-                <w:sz w:val="24"/>
-                <w:szCs w:val="24"/>
-              </w:rPr>
-              <w:t>CertificateId</w:t>
+                <w:sz w:val="22"/>
+              </w:rPr>
+              <w:t>IF_isCertificateIdNotPresent</w:t>
             </w:r>
             <w:proofErr w:type="spellEnd"/>
             <w:r>
               <w:rPr>
                 <w:color w:val="000000" w:themeColor="text1"/>
-                <w:sz w:val="24"/>
-                <w:szCs w:val="24"/>
+                <w:sz w:val="22"/>
               </w:rPr>
               <w:t>}}</w:t>
             </w:r>
-            <w:bookmarkEnd w:id="10"/>
           </w:p>
         </w:tc>
         <w:tc>
@@ -1561,7 +1558,7 @@
                 <w:szCs w:val="24"/>
               </w:rPr>
             </w:pPr>
-            <w:bookmarkStart w:id="11" w:name="OLE_LINK4"/>
+            <w:bookmarkStart w:id="10" w:name="OLE_LINK4"/>
             <w:r>
               <w:rPr>
                 <w:b/>
@@ -1573,7 +1570,7 @@
               </w:rPr>
               <w:t xml:space="preserve">     </w:t>
             </w:r>
-            <w:bookmarkEnd w:id="11"/>
+            <w:bookmarkEnd w:id="10"/>
           </w:p>
         </w:tc>
         <w:tc>
@@ -1690,7 +1687,7 @@
 </file>
 
 <file path=word/endnotes.xml><?xml version="1.0" encoding="utf-8"?>
-<w:endnotes xmlns:wpc="http://schemas.microsoft.com/office/word/2010/wordprocessingCanvas" xmlns:cx="http://schemas.microsoft.com/office/drawing/2014/chartex" xmlns:cx1="http://schemas.microsoft.com/office/drawing/2015/9/8/chartex" xmlns:cx2="http://schemas.microsoft.com/office/drawing/2015/10/21/chartex" xmlns:cx3="http://schemas.microsoft.com/office/drawing/2016/5/9/chartex" xmlns:cx4="http://schemas.microsoft.com/office/drawing/2016/5/10/chartex" xmlns:cx5="http://schemas.microsoft.com/office/drawing/2016/5/11/chartex" xmlns:cx6="http://schemas.microsoft.com/office/drawing/2016/5/12/chartex" xmlns:cx7="http://schemas.microsoft.com/office/drawing/2016/5/13/chartex" xmlns:cx8="http://schemas.microsoft.com/office/drawing/2016/5/14/chartex" xmlns:mc="http://schemas.openxmlformats.org/markup-compatibility/2006" xmlns:aink="http://schemas.microsoft.com/office/drawing/2016/ink" xmlns:am3d="http://schemas.microsoft.com/office/drawing/2017/model3d" xmlns:o="urn:schemas-microsoft-com:office:office" xmlns:oel="http://schemas.microsoft.com/office/2019/extlst" xmlns:r="http://schemas.openxmlformats.org/officeDocument/2006/relationships" xmlns:m="http://schemas.openxmlformats.org/officeDocument/2006/math" xmlns:v="urn:schemas-microsoft-com:vml" xmlns:wp14="http://schemas.microsoft.com/office/word/2010/wordprocessingDrawing" xmlns:wp="http://schemas.openxmlformats.org/drawingml/2006/wordprocessingDrawing" xmlns:w10="urn:schemas-microsoft-com:office:word" xmlns:w="http://schemas.openxmlformats.org/wordprocessingml/2006/main" xmlns:w14="http://schemas.microsoft.com/office/word/2010/wordml" xmlns:w15="http://schemas.microsoft.com/office/word/2012/wordml" xmlns:w16cex="http://schemas.microsoft.com/office/word/2018/wordml/cex" xmlns:w16cid="http://schemas.microsoft.com/office/word/2016/wordml/cid" xmlns:w16="http://schemas.microsoft.com/office/word/2018/wordml" xmlns:w16sdtdh="http://schemas.microsoft.com/office/word/2020/wordml/sdtdatahash" xmlns:w16se="http://schemas.microsoft.com/office/word/2015/wordml/symex" xmlns:wpg="http://schemas.microsoft.com/office/word/2010/wordprocessingGroup" xmlns:wpi="http://schemas.microsoft.com/office/word/2010/wordprocessingInk" xmlns:wne="http://schemas.microsoft.com/office/word/2006/wordml" xmlns:wps="http://schemas.microsoft.com/office/word/2010/wordprocessingShape" mc:Ignorable="w14 w15 w16se w16cid w16 w16cex w16sdtdh wp14">
+<w:endnotes xmlns:wpc="http://schemas.microsoft.com/office/word/2010/wordprocessingCanvas" xmlns:cx="http://schemas.microsoft.com/office/drawing/2014/chartex" xmlns:cx1="http://schemas.microsoft.com/office/drawing/2015/9/8/chartex" xmlns:cx2="http://schemas.microsoft.com/office/drawing/2015/10/21/chartex" xmlns:cx3="http://schemas.microsoft.com/office/drawing/2016/5/9/chartex" xmlns:cx4="http://schemas.microsoft.com/office/drawing/2016/5/10/chartex" xmlns:cx5="http://schemas.microsoft.com/office/drawing/2016/5/11/chartex" xmlns:cx6="http://schemas.microsoft.com/office/drawing/2016/5/12/chartex" xmlns:cx7="http://schemas.microsoft.com/office/drawing/2016/5/13/chartex" xmlns:cx8="http://schemas.microsoft.com/office/drawing/2016/5/14/chartex" xmlns:mc="http://schemas.openxmlformats.org/markup-compatibility/2006" xmlns:aink="http://schemas.microsoft.com/office/drawing/2016/ink" xmlns:am3d="http://schemas.microsoft.com/office/drawing/2017/model3d" xmlns:o="urn:schemas-microsoft-com:office:office" xmlns:oel="http://schemas.microsoft.com/office/2019/extlst" xmlns:r="http://schemas.openxmlformats.org/officeDocument/2006/relationships" xmlns:m="http://schemas.openxmlformats.org/officeDocument/2006/math" xmlns:v="urn:schemas-microsoft-com:vml" xmlns:wp14="http://schemas.microsoft.com/office/word/2010/wordprocessingDrawing" xmlns:wp="http://schemas.openxmlformats.org/drawingml/2006/wordprocessingDrawing" xmlns:w10="urn:schemas-microsoft-com:office:word" xmlns:w="http://schemas.openxmlformats.org/wordprocessingml/2006/main" xmlns:w14="http://schemas.microsoft.com/office/word/2010/wordml" xmlns:w15="http://schemas.microsoft.com/office/word/2012/wordml" xmlns:w16cex="http://schemas.microsoft.com/office/word/2018/wordml/cex" xmlns:w16cid="http://schemas.microsoft.com/office/word/2016/wordml/cid" xmlns:w16="http://schemas.microsoft.com/office/word/2018/wordml" xmlns:w16du="http://schemas.microsoft.com/office/word/2023/wordml/word16du" xmlns:w16sdtdh="http://schemas.microsoft.com/office/word/2020/wordml/sdtdatahash" xmlns:w16sdtfl="http://schemas.microsoft.com/office/word/2024/wordml/sdtformatlock" xmlns:w16se="http://schemas.microsoft.com/office/word/2015/wordml/symex" xmlns:wpg="http://schemas.microsoft.com/office/word/2010/wordprocessingGroup" xmlns:wpi="http://schemas.microsoft.com/office/word/2010/wordprocessingInk" xmlns:wne="http://schemas.microsoft.com/office/word/2006/wordml" xmlns:wps="http://schemas.microsoft.com/office/word/2010/wordprocessingShape" mc:Ignorable="w14 w15 w16se w16cid w16 w16cex w16sdtdh w16sdtfl w16du wp14">
   <w:endnote w:type="separator" w:id="-1">
     <w:p>
       <w:pPr>
@@ -1715,7 +1712,7 @@
 </file>
 
 <file path=word/footer1.xml><?xml version="1.0" encoding="utf-8"?>
-<w:ftr xmlns:wpc="http://schemas.microsoft.com/office/word/2010/wordprocessingCanvas" xmlns:cx="http://schemas.microsoft.com/office/drawing/2014/chartex" xmlns:cx1="http://schemas.microsoft.com/office/drawing/2015/9/8/chartex" xmlns:cx2="http://schemas.microsoft.com/office/drawing/2015/10/21/chartex" xmlns:cx3="http://schemas.microsoft.com/office/drawing/2016/5/9/chartex" xmlns:cx4="http://schemas.microsoft.com/office/drawing/2016/5/10/chartex" xmlns:cx5="http://schemas.microsoft.com/office/drawing/2016/5/11/chartex" xmlns:cx6="http://schemas.microsoft.com/office/drawing/2016/5/12/chartex" xmlns:cx7="http://schemas.microsoft.com/office/drawing/2016/5/13/chartex" xmlns:cx8="http://schemas.microsoft.com/office/drawing/2016/5/14/chartex" xmlns:mc="http://schemas.openxmlformats.org/markup-compatibility/2006" xmlns:aink="http://schemas.microsoft.com/office/drawing/2016/ink" xmlns:am3d="http://schemas.microsoft.com/office/drawing/2017/model3d" xmlns:o="urn:schemas-microsoft-com:office:office" xmlns:oel="http://schemas.microsoft.com/office/2019/extlst" xmlns:r="http://schemas.openxmlformats.org/officeDocument/2006/relationships" xmlns:m="http://schemas.openxmlformats.org/officeDocument/2006/math" xmlns:v="urn:schemas-microsoft-com:vml" xmlns:wp14="http://schemas.microsoft.com/office/word/2010/wordprocessingDrawing" xmlns:wp="http://schemas.openxmlformats.org/drawingml/2006/wordprocessingDrawing" xmlns:w10="urn:schemas-microsoft-com:office:word" xmlns:w="http://schemas.openxmlformats.org/wordprocessingml/2006/main" xmlns:w14="http://schemas.microsoft.com/office/word/2010/wordml" xmlns:w15="http://schemas.microsoft.com/office/word/2012/wordml" xmlns:w16cex="http://schemas.microsoft.com/office/word/2018/wordml/cex" xmlns:w16cid="http://schemas.microsoft.com/office/word/2016/wordml/cid" xmlns:w16="http://schemas.microsoft.com/office/word/2018/wordml" xmlns:w16sdtdh="http://schemas.microsoft.com/office/word/2020/wordml/sdtdatahash" xmlns:w16se="http://schemas.microsoft.com/office/word/2015/wordml/symex" xmlns:wpg="http://schemas.microsoft.com/office/word/2010/wordprocessingGroup" xmlns:wpi="http://schemas.microsoft.com/office/word/2010/wordprocessingInk" xmlns:wne="http://schemas.microsoft.com/office/word/2006/wordml" xmlns:wps="http://schemas.microsoft.com/office/word/2010/wordprocessingShape" mc:Ignorable="w14 w15 w16se w16cid w16 w16cex w16sdtdh wp14">
+<w:ftr xmlns:wpc="http://schemas.microsoft.com/office/word/2010/wordprocessingCanvas" xmlns:cx="http://schemas.microsoft.com/office/drawing/2014/chartex" xmlns:cx1="http://schemas.microsoft.com/office/drawing/2015/9/8/chartex" xmlns:cx2="http://schemas.microsoft.com/office/drawing/2015/10/21/chartex" xmlns:cx3="http://schemas.microsoft.com/office/drawing/2016/5/9/chartex" xmlns:cx4="http://schemas.microsoft.com/office/drawing/2016/5/10/chartex" xmlns:cx5="http://schemas.microsoft.com/office/drawing/2016/5/11/chartex" xmlns:cx6="http://schemas.microsoft.com/office/drawing/2016/5/12/chartex" xmlns:cx7="http://schemas.microsoft.com/office/drawing/2016/5/13/chartex" xmlns:cx8="http://schemas.microsoft.com/office/drawing/2016/5/14/chartex" xmlns:mc="http://schemas.openxmlformats.org/markup-compatibility/2006" xmlns:aink="http://schemas.microsoft.com/office/drawing/2016/ink" xmlns:am3d="http://schemas.microsoft.com/office/drawing/2017/model3d" xmlns:o="urn:schemas-microsoft-com:office:office" xmlns:oel="http://schemas.microsoft.com/office/2019/extlst" xmlns:r="http://schemas.openxmlformats.org/officeDocument/2006/relationships" xmlns:m="http://schemas.openxmlformats.org/officeDocument/2006/math" xmlns:v="urn:schemas-microsoft-com:vml" xmlns:wp14="http://schemas.microsoft.com/office/word/2010/wordprocessingDrawing" xmlns:wp="http://schemas.openxmlformats.org/drawingml/2006/wordprocessingDrawing" xmlns:w10="urn:schemas-microsoft-com:office:word" xmlns:w="http://schemas.openxmlformats.org/wordprocessingml/2006/main" xmlns:w14="http://schemas.microsoft.com/office/word/2010/wordml" xmlns:w15="http://schemas.microsoft.com/office/word/2012/wordml" xmlns:w16cex="http://schemas.microsoft.com/office/word/2018/wordml/cex" xmlns:w16cid="http://schemas.microsoft.com/office/word/2016/wordml/cid" xmlns:w16="http://schemas.microsoft.com/office/word/2018/wordml" xmlns:w16du="http://schemas.microsoft.com/office/word/2023/wordml/word16du" xmlns:w16sdtdh="http://schemas.microsoft.com/office/word/2020/wordml/sdtdatahash" xmlns:w16sdtfl="http://schemas.microsoft.com/office/word/2024/wordml/sdtformatlock" xmlns:w16se="http://schemas.microsoft.com/office/word/2015/wordml/symex" xmlns:wpg="http://schemas.microsoft.com/office/word/2010/wordprocessingGroup" xmlns:wpi="http://schemas.microsoft.com/office/word/2010/wordprocessingInk" xmlns:wne="http://schemas.microsoft.com/office/word/2006/wordml" xmlns:wps="http://schemas.microsoft.com/office/word/2010/wordprocessingShape" mc:Ignorable="w14 w15 w16se w16cid w16 w16cex w16sdtdh w16sdtfl w16du wp14">
   <w:p>
     <w:pPr>
       <w:pStyle w:val="Footer"/>
@@ -1725,7 +1722,7 @@
 </file>
 
 <file path=word/footer2.xml><?xml version="1.0" encoding="utf-8"?>
-<w:ftr xmlns:wpc="http://schemas.microsoft.com/office/word/2010/wordprocessingCanvas" xmlns:cx="http://schemas.microsoft.com/office/drawing/2014/chartex" xmlns:cx1="http://schemas.microsoft.com/office/drawing/2015/9/8/chartex" xmlns:cx2="http://schemas.microsoft.com/office/drawing/2015/10/21/chartex" xmlns:cx3="http://schemas.microsoft.com/office/drawing/2016/5/9/chartex" xmlns:cx4="http://schemas.microsoft.com/office/drawing/2016/5/10/chartex" xmlns:cx5="http://schemas.microsoft.com/office/drawing/2016/5/11/chartex" xmlns:cx6="http://schemas.microsoft.com/office/drawing/2016/5/12/chartex" xmlns:cx7="http://schemas.microsoft.com/office/drawing/2016/5/13/chartex" xmlns:cx8="http://schemas.microsoft.com/office/drawing/2016/5/14/chartex" xmlns:mc="http://schemas.openxmlformats.org/markup-compatibility/2006" xmlns:aink="http://schemas.microsoft.com/office/drawing/2016/ink" xmlns:am3d="http://schemas.microsoft.com/office/drawing/2017/model3d" xmlns:o="urn:schemas-microsoft-com:office:office" xmlns:oel="http://schemas.microsoft.com/office/2019/extlst" xmlns:r="http://schemas.openxmlformats.org/officeDocument/2006/relationships" xmlns:m="http://schemas.openxmlformats.org/officeDocument/2006/math" xmlns:v="urn:schemas-microsoft-com:vml" xmlns:wp14="http://schemas.microsoft.com/office/word/2010/wordprocessingDrawing" xmlns:wp="http://schemas.openxmlformats.org/drawingml/2006/wordprocessingDrawing" xmlns:w10="urn:schemas-microsoft-com:office:word" xmlns:w="http://schemas.openxmlformats.org/wordprocessingml/2006/main" xmlns:w14="http://schemas.microsoft.com/office/word/2010/wordml" xmlns:w15="http://schemas.microsoft.com/office/word/2012/wordml" xmlns:w16cex="http://schemas.microsoft.com/office/word/2018/wordml/cex" xmlns:w16cid="http://schemas.microsoft.com/office/word/2016/wordml/cid" xmlns:w16="http://schemas.microsoft.com/office/word/2018/wordml" xmlns:w16sdtdh="http://schemas.microsoft.com/office/word/2020/wordml/sdtdatahash" xmlns:w16se="http://schemas.microsoft.com/office/word/2015/wordml/symex" xmlns:wpg="http://schemas.microsoft.com/office/word/2010/wordprocessingGroup" xmlns:wpi="http://schemas.microsoft.com/office/word/2010/wordprocessingInk" xmlns:wne="http://schemas.microsoft.com/office/word/2006/wordml" xmlns:wps="http://schemas.microsoft.com/office/word/2010/wordprocessingShape" mc:Ignorable="w14 w15 w16se w16cid w16 w16cex w16sdtdh wp14">
+<w:ftr xmlns:wpc="http://schemas.microsoft.com/office/word/2010/wordprocessingCanvas" xmlns:cx="http://schemas.microsoft.com/office/drawing/2014/chartex" xmlns:cx1="http://schemas.microsoft.com/office/drawing/2015/9/8/chartex" xmlns:cx2="http://schemas.microsoft.com/office/drawing/2015/10/21/chartex" xmlns:cx3="http://schemas.microsoft.com/office/drawing/2016/5/9/chartex" xmlns:cx4="http://schemas.microsoft.com/office/drawing/2016/5/10/chartex" xmlns:cx5="http://schemas.microsoft.com/office/drawing/2016/5/11/chartex" xmlns:cx6="http://schemas.microsoft.com/office/drawing/2016/5/12/chartex" xmlns:cx7="http://schemas.microsoft.com/office/drawing/2016/5/13/chartex" xmlns:cx8="http://schemas.microsoft.com/office/drawing/2016/5/14/chartex" xmlns:mc="http://schemas.openxmlformats.org/markup-compatibility/2006" xmlns:aink="http://schemas.microsoft.com/office/drawing/2016/ink" xmlns:am3d="http://schemas.microsoft.com/office/drawing/2017/model3d" xmlns:o="urn:schemas-microsoft-com:office:office" xmlns:oel="http://schemas.microsoft.com/office/2019/extlst" xmlns:r="http://schemas.openxmlformats.org/officeDocument/2006/relationships" xmlns:m="http://schemas.openxmlformats.org/officeDocument/2006/math" xmlns:v="urn:schemas-microsoft-com:vml" xmlns:wp14="http://schemas.microsoft.com/office/word/2010/wordprocessingDrawing" xmlns:wp="http://schemas.openxmlformats.org/drawingml/2006/wordprocessingDrawing" xmlns:w10="urn:schemas-microsoft-com:office:word" xmlns:w="http://schemas.openxmlformats.org/wordprocessingml/2006/main" xmlns:w14="http://schemas.microsoft.com/office/word/2010/wordml" xmlns:w15="http://schemas.microsoft.com/office/word/2012/wordml" xmlns:w16cex="http://schemas.microsoft.com/office/word/2018/wordml/cex" xmlns:w16cid="http://schemas.microsoft.com/office/word/2016/wordml/cid" xmlns:w16="http://schemas.microsoft.com/office/word/2018/wordml" xmlns:w16du="http://schemas.microsoft.com/office/word/2023/wordml/word16du" xmlns:w16sdtdh="http://schemas.microsoft.com/office/word/2020/wordml/sdtdatahash" xmlns:w16sdtfl="http://schemas.microsoft.com/office/word/2024/wordml/sdtformatlock" xmlns:w16se="http://schemas.microsoft.com/office/word/2015/wordml/symex" xmlns:wpg="http://schemas.microsoft.com/office/word/2010/wordprocessingGroup" xmlns:wpi="http://schemas.microsoft.com/office/word/2010/wordprocessingInk" xmlns:wne="http://schemas.microsoft.com/office/word/2006/wordml" xmlns:wps="http://schemas.microsoft.com/office/word/2010/wordprocessingShape" mc:Ignorable="w14 w15 w16se w16cid w16 w16cex w16sdtdh w16sdtfl w16du wp14">
   <w:p>
     <w:pPr>
       <w:jc w:val="right"/>
@@ -1837,7 +1834,7 @@
 </file>
 
 <file path=word/footer3.xml><?xml version="1.0" encoding="utf-8"?>
-<w:ftr xmlns:wpc="http://schemas.microsoft.com/office/word/2010/wordprocessingCanvas" xmlns:cx="http://schemas.microsoft.com/office/drawing/2014/chartex" xmlns:cx1="http://schemas.microsoft.com/office/drawing/2015/9/8/chartex" xmlns:cx2="http://schemas.microsoft.com/office/drawing/2015/10/21/chartex" xmlns:cx3="http://schemas.microsoft.com/office/drawing/2016/5/9/chartex" xmlns:cx4="http://schemas.microsoft.com/office/drawing/2016/5/10/chartex" xmlns:cx5="http://schemas.microsoft.com/office/drawing/2016/5/11/chartex" xmlns:cx6="http://schemas.microsoft.com/office/drawing/2016/5/12/chartex" xmlns:cx7="http://schemas.microsoft.com/office/drawing/2016/5/13/chartex" xmlns:cx8="http://schemas.microsoft.com/office/drawing/2016/5/14/chartex" xmlns:mc="http://schemas.openxmlformats.org/markup-compatibility/2006" xmlns:aink="http://schemas.microsoft.com/office/drawing/2016/ink" xmlns:am3d="http://schemas.microsoft.com/office/drawing/2017/model3d" xmlns:o="urn:schemas-microsoft-com:office:office" xmlns:oel="http://schemas.microsoft.com/office/2019/extlst" xmlns:r="http://schemas.openxmlformats.org/officeDocument/2006/relationships" xmlns:m="http://schemas.openxmlformats.org/officeDocument/2006/math" xmlns:v="urn:schemas-microsoft-com:vml" xmlns:wp14="http://schemas.microsoft.com/office/word/2010/wordprocessingDrawing" xmlns:wp="http://schemas.openxmlformats.org/drawingml/2006/wordprocessingDrawing" xmlns:w10="urn:schemas-microsoft-com:office:word" xmlns:w="http://schemas.openxmlformats.org/wordprocessingml/2006/main" xmlns:w14="http://schemas.microsoft.com/office/word/2010/wordml" xmlns:w15="http://schemas.microsoft.com/office/word/2012/wordml" xmlns:w16cex="http://schemas.microsoft.com/office/word/2018/wordml/cex" xmlns:w16cid="http://schemas.microsoft.com/office/word/2016/wordml/cid" xmlns:w16="http://schemas.microsoft.com/office/word/2018/wordml" xmlns:w16sdtdh="http://schemas.microsoft.com/office/word/2020/wordml/sdtdatahash" xmlns:w16se="http://schemas.microsoft.com/office/word/2015/wordml/symex" xmlns:wpg="http://schemas.microsoft.com/office/word/2010/wordprocessingGroup" xmlns:wpi="http://schemas.microsoft.com/office/word/2010/wordprocessingInk" xmlns:wne="http://schemas.microsoft.com/office/word/2006/wordml" xmlns:wps="http://schemas.microsoft.com/office/word/2010/wordprocessingShape" mc:Ignorable="w14 w15 w16se w16cid w16 w16cex w16sdtdh wp14">
+<w:ftr xmlns:wpc="http://schemas.microsoft.com/office/word/2010/wordprocessingCanvas" xmlns:cx="http://schemas.microsoft.com/office/drawing/2014/chartex" xmlns:cx1="http://schemas.microsoft.com/office/drawing/2015/9/8/chartex" xmlns:cx2="http://schemas.microsoft.com/office/drawing/2015/10/21/chartex" xmlns:cx3="http://schemas.microsoft.com/office/drawing/2016/5/9/chartex" xmlns:cx4="http://schemas.microsoft.com/office/drawing/2016/5/10/chartex" xmlns:cx5="http://schemas.microsoft.com/office/drawing/2016/5/11/chartex" xmlns:cx6="http://schemas.microsoft.com/office/drawing/2016/5/12/chartex" xmlns:cx7="http://schemas.microsoft.com/office/drawing/2016/5/13/chartex" xmlns:cx8="http://schemas.microsoft.com/office/drawing/2016/5/14/chartex" xmlns:mc="http://schemas.openxmlformats.org/markup-compatibility/2006" xmlns:aink="http://schemas.microsoft.com/office/drawing/2016/ink" xmlns:am3d="http://schemas.microsoft.com/office/drawing/2017/model3d" xmlns:o="urn:schemas-microsoft-com:office:office" xmlns:oel="http://schemas.microsoft.com/office/2019/extlst" xmlns:r="http://schemas.openxmlformats.org/officeDocument/2006/relationships" xmlns:m="http://schemas.openxmlformats.org/officeDocument/2006/math" xmlns:v="urn:schemas-microsoft-com:vml" xmlns:wp14="http://schemas.microsoft.com/office/word/2010/wordprocessingDrawing" xmlns:wp="http://schemas.openxmlformats.org/drawingml/2006/wordprocessingDrawing" xmlns:w10="urn:schemas-microsoft-com:office:word" xmlns:w="http://schemas.openxmlformats.org/wordprocessingml/2006/main" xmlns:w14="http://schemas.microsoft.com/office/word/2010/wordml" xmlns:w15="http://schemas.microsoft.com/office/word/2012/wordml" xmlns:w16cex="http://schemas.microsoft.com/office/word/2018/wordml/cex" xmlns:w16cid="http://schemas.microsoft.com/office/word/2016/wordml/cid" xmlns:w16="http://schemas.microsoft.com/office/word/2018/wordml" xmlns:w16du="http://schemas.microsoft.com/office/word/2023/wordml/word16du" xmlns:w16sdtdh="http://schemas.microsoft.com/office/word/2020/wordml/sdtdatahash" xmlns:w16sdtfl="http://schemas.microsoft.com/office/word/2024/wordml/sdtformatlock" xmlns:w16se="http://schemas.microsoft.com/office/word/2015/wordml/symex" xmlns:wpg="http://schemas.microsoft.com/office/word/2010/wordprocessingGroup" xmlns:wpi="http://schemas.microsoft.com/office/word/2010/wordprocessingInk" xmlns:wne="http://schemas.microsoft.com/office/word/2006/wordml" xmlns:wps="http://schemas.microsoft.com/office/word/2010/wordprocessingShape" mc:Ignorable="w14 w15 w16se w16cid w16 w16cex w16sdtdh w16sdtfl w16du wp14">
   <w:p>
     <w:pPr>
       <w:pStyle w:val="Footer"/>
@@ -1847,7 +1844,7 @@
 </file>
 
 <file path=word/footnotes.xml><?xml version="1.0" encoding="utf-8"?>
-<w:footnotes xmlns:wpc="http://schemas.microsoft.com/office/word/2010/wordprocessingCanvas" xmlns:cx="http://schemas.microsoft.com/office/drawing/2014/chartex" xmlns:cx1="http://schemas.microsoft.com/office/drawing/2015/9/8/chartex" xmlns:cx2="http://schemas.microsoft.com/office/drawing/2015/10/21/chartex" xmlns:cx3="http://schemas.microsoft.com/office/drawing/2016/5/9/chartex" xmlns:cx4="http://schemas.microsoft.com/office/drawing/2016/5/10/chartex" xmlns:cx5="http://schemas.microsoft.com/office/drawing/2016/5/11/chartex" xmlns:cx6="http://schemas.microsoft.com/office/drawing/2016/5/12/chartex" xmlns:cx7="http://schemas.microsoft.com/office/drawing/2016/5/13/chartex" xmlns:cx8="http://schemas.microsoft.com/office/drawing/2016/5/14/chartex" xmlns:mc="http://schemas.openxmlformats.org/markup-compatibility/2006" xmlns:aink="http://schemas.microsoft.com/office/drawing/2016/ink" xmlns:am3d="http://schemas.microsoft.com/office/drawing/2017/model3d" xmlns:o="urn:schemas-microsoft-com:office:office" xmlns:oel="http://schemas.microsoft.com/office/2019/extlst" xmlns:r="http://schemas.openxmlformats.org/officeDocument/2006/relationships" xmlns:m="http://schemas.openxmlformats.org/officeDocument/2006/math" xmlns:v="urn:schemas-microsoft-com:vml" xmlns:wp14="http://schemas.microsoft.com/office/word/2010/wordprocessingDrawing" xmlns:wp="http://schemas.openxmlformats.org/drawingml/2006/wordprocessingDrawing" xmlns:w10="urn:schemas-microsoft-com:office:word" xmlns:w="http://schemas.openxmlformats.org/wordprocessingml/2006/main" xmlns:w14="http://schemas.microsoft.com/office/word/2010/wordml" xmlns:w15="http://schemas.microsoft.com/office/word/2012/wordml" xmlns:w16cex="http://schemas.microsoft.com/office/word/2018/wordml/cex" xmlns:w16cid="http://schemas.microsoft.com/office/word/2016/wordml/cid" xmlns:w16="http://schemas.microsoft.com/office/word/2018/wordml" xmlns:w16sdtdh="http://schemas.microsoft.com/office/word/2020/wordml/sdtdatahash" xmlns:w16se="http://schemas.microsoft.com/office/word/2015/wordml/symex" xmlns:wpg="http://schemas.microsoft.com/office/word/2010/wordprocessingGroup" xmlns:wpi="http://schemas.microsoft.com/office/word/2010/wordprocessingInk" xmlns:wne="http://schemas.microsoft.com/office/word/2006/wordml" xmlns:wps="http://schemas.microsoft.com/office/word/2010/wordprocessingShape" mc:Ignorable="w14 w15 w16se w16cid w16 w16cex w16sdtdh wp14">
+<w:footnotes xmlns:wpc="http://schemas.microsoft.com/office/word/2010/wordprocessingCanvas" xmlns:cx="http://schemas.microsoft.com/office/drawing/2014/chartex" xmlns:cx1="http://schemas.microsoft.com/office/drawing/2015/9/8/chartex" xmlns:cx2="http://schemas.microsoft.com/office/drawing/2015/10/21/chartex" xmlns:cx3="http://schemas.microsoft.com/office/drawing/2016/5/9/chartex" xmlns:cx4="http://schemas.microsoft.com/office/drawing/2016/5/10/chartex" xmlns:cx5="http://schemas.microsoft.com/office/drawing/2016/5/11/chartex" xmlns:cx6="http://schemas.microsoft.com/office/drawing/2016/5/12/chartex" xmlns:cx7="http://schemas.microsoft.com/office/drawing/2016/5/13/chartex" xmlns:cx8="http://schemas.microsoft.com/office/drawing/2016/5/14/chartex" xmlns:mc="http://schemas.openxmlformats.org/markup-compatibility/2006" xmlns:aink="http://schemas.microsoft.com/office/drawing/2016/ink" xmlns:am3d="http://schemas.microsoft.com/office/drawing/2017/model3d" xmlns:o="urn:schemas-microsoft-com:office:office" xmlns:oel="http://schemas.microsoft.com/office/2019/extlst" xmlns:r="http://schemas.openxmlformats.org/officeDocument/2006/relationships" xmlns:m="http://schemas.openxmlformats.org/officeDocument/2006/math" xmlns:v="urn:schemas-microsoft-com:vml" xmlns:wp14="http://schemas.microsoft.com/office/word/2010/wordprocessingDrawing" xmlns:wp="http://schemas.openxmlformats.org/drawingml/2006/wordprocessingDrawing" xmlns:w10="urn:schemas-microsoft-com:office:word" xmlns:w="http://schemas.openxmlformats.org/wordprocessingml/2006/main" xmlns:w14="http://schemas.microsoft.com/office/word/2010/wordml" xmlns:w15="http://schemas.microsoft.com/office/word/2012/wordml" xmlns:w16cex="http://schemas.microsoft.com/office/word/2018/wordml/cex" xmlns:w16cid="http://schemas.microsoft.com/office/word/2016/wordml/cid" xmlns:w16="http://schemas.microsoft.com/office/word/2018/wordml" xmlns:w16du="http://schemas.microsoft.com/office/word/2023/wordml/word16du" xmlns:w16sdtdh="http://schemas.microsoft.com/office/word/2020/wordml/sdtdatahash" xmlns:w16sdtfl="http://schemas.microsoft.com/office/word/2024/wordml/sdtformatlock" xmlns:w16se="http://schemas.microsoft.com/office/word/2015/wordml/symex" xmlns:wpg="http://schemas.microsoft.com/office/word/2010/wordprocessingGroup" xmlns:wpi="http://schemas.microsoft.com/office/word/2010/wordprocessingInk" xmlns:wne="http://schemas.microsoft.com/office/word/2006/wordml" xmlns:wps="http://schemas.microsoft.com/office/word/2010/wordprocessingShape" mc:Ignorable="w14 w15 w16se w16cid w16 w16cex w16sdtdh w16sdtfl w16du wp14">
   <w:footnote w:type="separator" w:id="-1">
     <w:p>
       <w:pPr>
@@ -1872,7 +1869,7 @@
 </file>
 
 <file path=word/header1.xml><?xml version="1.0" encoding="utf-8"?>
-<w:hdr xmlns:wpc="http://schemas.microsoft.com/office/word/2010/wordprocessingCanvas" xmlns:cx="http://schemas.microsoft.com/office/drawing/2014/chartex" xmlns:cx1="http://schemas.microsoft.com/office/drawing/2015/9/8/chartex" xmlns:cx2="http://schemas.microsoft.com/office/drawing/2015/10/21/chartex" xmlns:cx3="http://schemas.microsoft.com/office/drawing/2016/5/9/chartex" xmlns:cx4="http://schemas.microsoft.com/office/drawing/2016/5/10/chartex" xmlns:cx5="http://schemas.microsoft.com/office/drawing/2016/5/11/chartex" xmlns:cx6="http://schemas.microsoft.com/office/drawing/2016/5/12/chartex" xmlns:cx7="http://schemas.microsoft.com/office/drawing/2016/5/13/chartex" xmlns:cx8="http://schemas.microsoft.com/office/drawing/2016/5/14/chartex" xmlns:mc="http://schemas.openxmlformats.org/markup-compatibility/2006" xmlns:aink="http://schemas.microsoft.com/office/drawing/2016/ink" xmlns:am3d="http://schemas.microsoft.com/office/drawing/2017/model3d" xmlns:o="urn:schemas-microsoft-com:office:office" xmlns:oel="http://schemas.microsoft.com/office/2019/extlst" xmlns:r="http://schemas.openxmlformats.org/officeDocument/2006/relationships" xmlns:m="http://schemas.openxmlformats.org/officeDocument/2006/math" xmlns:v="urn:schemas-microsoft-com:vml" xmlns:wp14="http://schemas.microsoft.com/office/word/2010/wordprocessingDrawing" xmlns:wp="http://schemas.openxmlformats.org/drawingml/2006/wordprocessingDrawing" xmlns:w10="urn:schemas-microsoft-com:office:word" xmlns:w="http://schemas.openxmlformats.org/wordprocessingml/2006/main" xmlns:w14="http://schemas.microsoft.com/office/word/2010/wordml" xmlns:w15="http://schemas.microsoft.com/office/word/2012/wordml" xmlns:w16cex="http://schemas.microsoft.com/office/word/2018/wordml/cex" xmlns:w16cid="http://schemas.microsoft.com/office/word/2016/wordml/cid" xmlns:w16="http://schemas.microsoft.com/office/word/2018/wordml" xmlns:w16sdtdh="http://schemas.microsoft.com/office/word/2020/wordml/sdtdatahash" xmlns:w16se="http://schemas.microsoft.com/office/word/2015/wordml/symex" xmlns:wpg="http://schemas.microsoft.com/office/word/2010/wordprocessingGroup" xmlns:wpi="http://schemas.microsoft.com/office/word/2010/wordprocessingInk" xmlns:wne="http://schemas.microsoft.com/office/word/2006/wordml" xmlns:wps="http://schemas.microsoft.com/office/word/2010/wordprocessingShape" mc:Ignorable="w14 w15 w16se w16cid w16 w16cex w16sdtdh wp14">
+<w:hdr xmlns:wpc="http://schemas.microsoft.com/office/word/2010/wordprocessingCanvas" xmlns:cx="http://schemas.microsoft.com/office/drawing/2014/chartex" xmlns:cx1="http://schemas.microsoft.com/office/drawing/2015/9/8/chartex" xmlns:cx2="http://schemas.microsoft.com/office/drawing/2015/10/21/chartex" xmlns:cx3="http://schemas.microsoft.com/office/drawing/2016/5/9/chartex" xmlns:cx4="http://schemas.microsoft.com/office/drawing/2016/5/10/chartex" xmlns:cx5="http://schemas.microsoft.com/office/drawing/2016/5/11/chartex" xmlns:cx6="http://schemas.microsoft.com/office/drawing/2016/5/12/chartex" xmlns:cx7="http://schemas.microsoft.com/office/drawing/2016/5/13/chartex" xmlns:cx8="http://schemas.microsoft.com/office/drawing/2016/5/14/chartex" xmlns:mc="http://schemas.openxmlformats.org/markup-compatibility/2006" xmlns:aink="http://schemas.microsoft.com/office/drawing/2016/ink" xmlns:am3d="http://schemas.microsoft.com/office/drawing/2017/model3d" xmlns:o="urn:schemas-microsoft-com:office:office" xmlns:oel="http://schemas.microsoft.com/office/2019/extlst" xmlns:r="http://schemas.openxmlformats.org/officeDocument/2006/relationships" xmlns:m="http://schemas.openxmlformats.org/officeDocument/2006/math" xmlns:v="urn:schemas-microsoft-com:vml" xmlns:wp14="http://schemas.microsoft.com/office/word/2010/wordprocessingDrawing" xmlns:wp="http://schemas.openxmlformats.org/drawingml/2006/wordprocessingDrawing" xmlns:w10="urn:schemas-microsoft-com:office:word" xmlns:w="http://schemas.openxmlformats.org/wordprocessingml/2006/main" xmlns:w14="http://schemas.microsoft.com/office/word/2010/wordml" xmlns:w15="http://schemas.microsoft.com/office/word/2012/wordml" xmlns:w16cex="http://schemas.microsoft.com/office/word/2018/wordml/cex" xmlns:w16cid="http://schemas.microsoft.com/office/word/2016/wordml/cid" xmlns:w16="http://schemas.microsoft.com/office/word/2018/wordml" xmlns:w16du="http://schemas.microsoft.com/office/word/2023/wordml/word16du" xmlns:w16sdtdh="http://schemas.microsoft.com/office/word/2020/wordml/sdtdatahash" xmlns:w16sdtfl="http://schemas.microsoft.com/office/word/2024/wordml/sdtformatlock" xmlns:w16se="http://schemas.microsoft.com/office/word/2015/wordml/symex" xmlns:wpg="http://schemas.microsoft.com/office/word/2010/wordprocessingGroup" xmlns:wpi="http://schemas.microsoft.com/office/word/2010/wordprocessingInk" xmlns:wne="http://schemas.microsoft.com/office/word/2006/wordml" xmlns:wps="http://schemas.microsoft.com/office/word/2010/wordprocessingShape" mc:Ignorable="w14 w15 w16se w16cid w16 w16cex w16sdtdh w16sdtfl w16du wp14">
   <w:p>
     <w:pPr>
       <w:pStyle w:val="Header"/>
@@ -1882,7 +1879,7 @@
 </file>
 
 <file path=word/header2.xml><?xml version="1.0" encoding="utf-8"?>
-<w:hdr xmlns:wpc="http://schemas.microsoft.com/office/word/2010/wordprocessingCanvas" xmlns:cx="http://schemas.microsoft.com/office/drawing/2014/chartex" xmlns:cx1="http://schemas.microsoft.com/office/drawing/2015/9/8/chartex" xmlns:cx2="http://schemas.microsoft.com/office/drawing/2015/10/21/chartex" xmlns:cx3="http://schemas.microsoft.com/office/drawing/2016/5/9/chartex" xmlns:cx4="http://schemas.microsoft.com/office/drawing/2016/5/10/chartex" xmlns:cx5="http://schemas.microsoft.com/office/drawing/2016/5/11/chartex" xmlns:cx6="http://schemas.microsoft.com/office/drawing/2016/5/12/chartex" xmlns:cx7="http://schemas.microsoft.com/office/drawing/2016/5/13/chartex" xmlns:cx8="http://schemas.microsoft.com/office/drawing/2016/5/14/chartex" xmlns:mc="http://schemas.openxmlformats.org/markup-compatibility/2006" xmlns:aink="http://schemas.microsoft.com/office/drawing/2016/ink" xmlns:am3d="http://schemas.microsoft.com/office/drawing/2017/model3d" xmlns:o="urn:schemas-microsoft-com:office:office" xmlns:oel="http://schemas.microsoft.com/office/2019/extlst" xmlns:r="http://schemas.openxmlformats.org/officeDocument/2006/relationships" xmlns:m="http://schemas.openxmlformats.org/officeDocument/2006/math" xmlns:v="urn:schemas-microsoft-com:vml" xmlns:wp14="http://schemas.microsoft.com/office/word/2010/wordprocessingDrawing" xmlns:wp="http://schemas.openxmlformats.org/drawingml/2006/wordprocessingDrawing" xmlns:w10="urn:schemas-microsoft-com:office:word" xmlns:w="http://schemas.openxmlformats.org/wordprocessingml/2006/main" xmlns:w14="http://schemas.microsoft.com/office/word/2010/wordml" xmlns:w15="http://schemas.microsoft.com/office/word/2012/wordml" xmlns:w16cex="http://schemas.microsoft.com/office/word/2018/wordml/cex" xmlns:w16cid="http://schemas.microsoft.com/office/word/2016/wordml/cid" xmlns:w16="http://schemas.microsoft.com/office/word/2018/wordml" xmlns:w16sdtdh="http://schemas.microsoft.com/office/word/2020/wordml/sdtdatahash" xmlns:w16se="http://schemas.microsoft.com/office/word/2015/wordml/symex" xmlns:wpg="http://schemas.microsoft.com/office/word/2010/wordprocessingGroup" xmlns:wpi="http://schemas.microsoft.com/office/word/2010/wordprocessingInk" xmlns:wne="http://schemas.microsoft.com/office/word/2006/wordml" xmlns:wps="http://schemas.microsoft.com/office/word/2010/wordprocessingShape" mc:Ignorable="w14 w15 w16se w16cid w16 w16cex w16sdtdh wp14">
+<w:hdr xmlns:wpc="http://schemas.microsoft.com/office/word/2010/wordprocessingCanvas" xmlns:cx="http://schemas.microsoft.com/office/drawing/2014/chartex" xmlns:cx1="http://schemas.microsoft.com/office/drawing/2015/9/8/chartex" xmlns:cx2="http://schemas.microsoft.com/office/drawing/2015/10/21/chartex" xmlns:cx3="http://schemas.microsoft.com/office/drawing/2016/5/9/chartex" xmlns:cx4="http://schemas.microsoft.com/office/drawing/2016/5/10/chartex" xmlns:cx5="http://schemas.microsoft.com/office/drawing/2016/5/11/chartex" xmlns:cx6="http://schemas.microsoft.com/office/drawing/2016/5/12/chartex" xmlns:cx7="http://schemas.microsoft.com/office/drawing/2016/5/13/chartex" xmlns:cx8="http://schemas.microsoft.com/office/drawing/2016/5/14/chartex" xmlns:mc="http://schemas.openxmlformats.org/markup-compatibility/2006" xmlns:aink="http://schemas.microsoft.com/office/drawing/2016/ink" xmlns:am3d="http://schemas.microsoft.com/office/drawing/2017/model3d" xmlns:o="urn:schemas-microsoft-com:office:office" xmlns:oel="http://schemas.microsoft.com/office/2019/extlst" xmlns:r="http://schemas.openxmlformats.org/officeDocument/2006/relationships" xmlns:m="http://schemas.openxmlformats.org/officeDocument/2006/math" xmlns:v="urn:schemas-microsoft-com:vml" xmlns:wp14="http://schemas.microsoft.com/office/word/2010/wordprocessingDrawing" xmlns:wp="http://schemas.openxmlformats.org/drawingml/2006/wordprocessingDrawing" xmlns:w10="urn:schemas-microsoft-com:office:word" xmlns:w="http://schemas.openxmlformats.org/wordprocessingml/2006/main" xmlns:w14="http://schemas.microsoft.com/office/word/2010/wordml" xmlns:w15="http://schemas.microsoft.com/office/word/2012/wordml" xmlns:w16cex="http://schemas.microsoft.com/office/word/2018/wordml/cex" xmlns:w16cid="http://schemas.microsoft.com/office/word/2016/wordml/cid" xmlns:w16="http://schemas.microsoft.com/office/word/2018/wordml" xmlns:w16du="http://schemas.microsoft.com/office/word/2023/wordml/word16du" xmlns:w16sdtdh="http://schemas.microsoft.com/office/word/2020/wordml/sdtdatahash" xmlns:w16sdtfl="http://schemas.microsoft.com/office/word/2024/wordml/sdtformatlock" xmlns:w16se="http://schemas.microsoft.com/office/word/2015/wordml/symex" xmlns:wpg="http://schemas.microsoft.com/office/word/2010/wordprocessingGroup" xmlns:wpi="http://schemas.microsoft.com/office/word/2010/wordprocessingInk" xmlns:wne="http://schemas.microsoft.com/office/word/2006/wordml" xmlns:wps="http://schemas.microsoft.com/office/word/2010/wordprocessingShape" mc:Ignorable="w14 w15 w16se w16cid w16 w16cex w16sdtdh w16sdtfl w16du wp14">
   <w:p>
     <w:pPr>
       <w:rPr>
@@ -2238,7 +2235,7 @@
 </file>
 
 <file path=word/header3.xml><?xml version="1.0" encoding="utf-8"?>
-<w:hdr xmlns:wpc="http://schemas.microsoft.com/office/word/2010/wordprocessingCanvas" xmlns:cx="http://schemas.microsoft.com/office/drawing/2014/chartex" xmlns:cx1="http://schemas.microsoft.com/office/drawing/2015/9/8/chartex" xmlns:cx2="http://schemas.microsoft.com/office/drawing/2015/10/21/chartex" xmlns:cx3="http://schemas.microsoft.com/office/drawing/2016/5/9/chartex" xmlns:cx4="http://schemas.microsoft.com/office/drawing/2016/5/10/chartex" xmlns:cx5="http://schemas.microsoft.com/office/drawing/2016/5/11/chartex" xmlns:cx6="http://schemas.microsoft.com/office/drawing/2016/5/12/chartex" xmlns:cx7="http://schemas.microsoft.com/office/drawing/2016/5/13/chartex" xmlns:cx8="http://schemas.microsoft.com/office/drawing/2016/5/14/chartex" xmlns:mc="http://schemas.openxmlformats.org/markup-compatibility/2006" xmlns:aink="http://schemas.microsoft.com/office/drawing/2016/ink" xmlns:am3d="http://schemas.microsoft.com/office/drawing/2017/model3d" xmlns:o="urn:schemas-microsoft-com:office:office" xmlns:oel="http://schemas.microsoft.com/office/2019/extlst" xmlns:r="http://schemas.openxmlformats.org/officeDocument/2006/relationships" xmlns:m="http://schemas.openxmlformats.org/officeDocument/2006/math" xmlns:v="urn:schemas-microsoft-com:vml" xmlns:wp14="http://schemas.microsoft.com/office/word/2010/wordprocessingDrawing" xmlns:wp="http://schemas.openxmlformats.org/drawingml/2006/wordprocessingDrawing" xmlns:w10="urn:schemas-microsoft-com:office:word" xmlns:w="http://schemas.openxmlformats.org/wordprocessingml/2006/main" xmlns:w14="http://schemas.microsoft.com/office/word/2010/wordml" xmlns:w15="http://schemas.microsoft.com/office/word/2012/wordml" xmlns:w16cex="http://schemas.microsoft.com/office/word/2018/wordml/cex" xmlns:w16cid="http://schemas.microsoft.com/office/word/2016/wordml/cid" xmlns:w16="http://schemas.microsoft.com/office/word/2018/wordml" xmlns:w16sdtdh="http://schemas.microsoft.com/office/word/2020/wordml/sdtdatahash" xmlns:w16se="http://schemas.microsoft.com/office/word/2015/wordml/symex" xmlns:wpg="http://schemas.microsoft.com/office/word/2010/wordprocessingGroup" xmlns:wpi="http://schemas.microsoft.com/office/word/2010/wordprocessingInk" xmlns:wne="http://schemas.microsoft.com/office/word/2006/wordml" xmlns:wps="http://schemas.microsoft.com/office/word/2010/wordprocessingShape" mc:Ignorable="w14 w15 w16se w16cid w16 w16cex w16sdtdh wp14">
+<w:hdr xmlns:wpc="http://schemas.microsoft.com/office/word/2010/wordprocessingCanvas" xmlns:cx="http://schemas.microsoft.com/office/drawing/2014/chartex" xmlns:cx1="http://schemas.microsoft.com/office/drawing/2015/9/8/chartex" xmlns:cx2="http://schemas.microsoft.com/office/drawing/2015/10/21/chartex" xmlns:cx3="http://schemas.microsoft.com/office/drawing/2016/5/9/chartex" xmlns:cx4="http://schemas.microsoft.com/office/drawing/2016/5/10/chartex" xmlns:cx5="http://schemas.microsoft.com/office/drawing/2016/5/11/chartex" xmlns:cx6="http://schemas.microsoft.com/office/drawing/2016/5/12/chartex" xmlns:cx7="http://schemas.microsoft.com/office/drawing/2016/5/13/chartex" xmlns:cx8="http://schemas.microsoft.com/office/drawing/2016/5/14/chartex" xmlns:mc="http://schemas.openxmlformats.org/markup-compatibility/2006" xmlns:aink="http://schemas.microsoft.com/office/drawing/2016/ink" xmlns:am3d="http://schemas.microsoft.com/office/drawing/2017/model3d" xmlns:o="urn:schemas-microsoft-com:office:office" xmlns:oel="http://schemas.microsoft.com/office/2019/extlst" xmlns:r="http://schemas.openxmlformats.org/officeDocument/2006/relationships" xmlns:m="http://schemas.openxmlformats.org/officeDocument/2006/math" xmlns:v="urn:schemas-microsoft-com:vml" xmlns:wp14="http://schemas.microsoft.com/office/word/2010/wordprocessingDrawing" xmlns:wp="http://schemas.openxmlformats.org/drawingml/2006/wordprocessingDrawing" xmlns:w10="urn:schemas-microsoft-com:office:word" xmlns:w="http://schemas.openxmlformats.org/wordprocessingml/2006/main" xmlns:w14="http://schemas.microsoft.com/office/word/2010/wordml" xmlns:w15="http://schemas.microsoft.com/office/word/2012/wordml" xmlns:w16cex="http://schemas.microsoft.com/office/word/2018/wordml/cex" xmlns:w16cid="http://schemas.microsoft.com/office/word/2016/wordml/cid" xmlns:w16="http://schemas.microsoft.com/office/word/2018/wordml" xmlns:w16du="http://schemas.microsoft.com/office/word/2023/wordml/word16du" xmlns:w16sdtdh="http://schemas.microsoft.com/office/word/2020/wordml/sdtdatahash" xmlns:w16sdtfl="http://schemas.microsoft.com/office/word/2024/wordml/sdtformatlock" xmlns:w16se="http://schemas.microsoft.com/office/word/2015/wordml/symex" xmlns:wpg="http://schemas.microsoft.com/office/word/2010/wordprocessingGroup" xmlns:wpi="http://schemas.microsoft.com/office/word/2010/wordprocessingInk" xmlns:wne="http://schemas.microsoft.com/office/word/2006/wordml" xmlns:wps="http://schemas.microsoft.com/office/word/2010/wordprocessingShape" mc:Ignorable="w14 w15 w16se w16cid w16 w16cex w16sdtdh w16sdtfl w16du wp14">
   <w:p>
     <w:pPr>
       <w:pStyle w:val="Header"/>
@@ -2248,7 +2245,7 @@
 </file>
 
 <file path=word/styles.xml><?xml version="1.0" encoding="utf-8"?>
-<w:styles xmlns:mc="http://schemas.openxmlformats.org/markup-compatibility/2006" xmlns:r="http://schemas.openxmlformats.org/officeDocument/2006/relationships" xmlns:w="http://schemas.openxmlformats.org/wordprocessingml/2006/main" xmlns:w14="http://schemas.microsoft.com/office/word/2010/wordml" xmlns:w15="http://schemas.microsoft.com/office/word/2012/wordml" xmlns:w16cex="http://schemas.microsoft.com/office/word/2018/wordml/cex" xmlns:w16cid="http://schemas.microsoft.com/office/word/2016/wordml/cid" xmlns:w16="http://schemas.microsoft.com/office/word/2018/wordml" xmlns:w16sdtdh="http://schemas.microsoft.com/office/word/2020/wordml/sdtdatahash" xmlns:w16se="http://schemas.microsoft.com/office/word/2015/wordml/symex" mc:Ignorable="w14 w15 w16se w16cid w16 w16cex w16sdtdh">
+<w:styles xmlns:mc="http://schemas.openxmlformats.org/markup-compatibility/2006" xmlns:r="http://schemas.openxmlformats.org/officeDocument/2006/relationships" xmlns:w="http://schemas.openxmlformats.org/wordprocessingml/2006/main" xmlns:w14="http://schemas.microsoft.com/office/word/2010/wordml" xmlns:w15="http://schemas.microsoft.com/office/word/2012/wordml" xmlns:w16cex="http://schemas.microsoft.com/office/word/2018/wordml/cex" xmlns:w16cid="http://schemas.microsoft.com/office/word/2016/wordml/cid" xmlns:w16="http://schemas.microsoft.com/office/word/2018/wordml" xmlns:w16du="http://schemas.microsoft.com/office/word/2023/wordml/word16du" xmlns:w16sdtdh="http://schemas.microsoft.com/office/word/2020/wordml/sdtdatahash" xmlns:w16sdtfl="http://schemas.microsoft.com/office/word/2024/wordml/sdtformatlock" xmlns:w16se="http://schemas.microsoft.com/office/word/2015/wordml/symex" mc:Ignorable="w14 w15 w16se w16cid w16 w16cex w16sdtdh w16sdtfl w16du">
   <w:docDefaults>
     <w:rPrDefault>
       <w:rPr>
